--- a/Sathify_SRS.docx
+++ b/Sathify_SRS.docx
@@ -828,12 +828,6 @@
         <w:gridCol w:w="4968"/>
       </w:tblGrid>
       <w:tr>
-        <w:tblPrEx>
-          <w:tblCellMar>
-            <w:top w:w="0" w:type="dxa"/>
-            <w:bottom w:w="0" w:type="dxa"/>
-          </w:tblCellMar>
-        </w:tblPrEx>
         <w:trPr>
           <w:tblHeader/>
         </w:trPr>
@@ -885,12 +879,6 @@
         </w:tc>
       </w:tr>
       <w:tr>
-        <w:tblPrEx>
-          <w:tblCellMar>
-            <w:top w:w="0" w:type="dxa"/>
-            <w:bottom w:w="0" w:type="dxa"/>
-          </w:tblCellMar>
-        </w:tblPrEx>
         <w:tc>
           <w:tcPr>
             <w:tcW w:w="4968" w:type="dxa"/>
@@ -946,12 +934,6 @@
         </w:tc>
       </w:tr>
       <w:tr>
-        <w:tblPrEx>
-          <w:tblCellMar>
-            <w:top w:w="0" w:type="dxa"/>
-            <w:bottom w:w="0" w:type="dxa"/>
-          </w:tblCellMar>
-        </w:tblPrEx>
         <w:tc>
           <w:tcPr>
             <w:tcW w:w="4968" w:type="dxa"/>
@@ -1007,12 +989,6 @@
         </w:tc>
       </w:tr>
       <w:tr>
-        <w:tblPrEx>
-          <w:tblCellMar>
-            <w:top w:w="0" w:type="dxa"/>
-            <w:bottom w:w="0" w:type="dxa"/>
-          </w:tblCellMar>
-        </w:tblPrEx>
         <w:tc>
           <w:tcPr>
             <w:tcW w:w="4968" w:type="dxa"/>
@@ -1068,12 +1044,6 @@
         </w:tc>
       </w:tr>
       <w:tr>
-        <w:tblPrEx>
-          <w:tblCellMar>
-            <w:top w:w="0" w:type="dxa"/>
-            <w:bottom w:w="0" w:type="dxa"/>
-          </w:tblCellMar>
-        </w:tblPrEx>
         <w:tc>
           <w:tcPr>
             <w:tcW w:w="4968" w:type="dxa"/>
@@ -1129,12 +1099,6 @@
         </w:tc>
       </w:tr>
       <w:tr>
-        <w:tblPrEx>
-          <w:tblCellMar>
-            <w:top w:w="0" w:type="dxa"/>
-            <w:bottom w:w="0" w:type="dxa"/>
-          </w:tblCellMar>
-        </w:tblPrEx>
         <w:tc>
           <w:tcPr>
             <w:tcW w:w="4968" w:type="dxa"/>
@@ -1301,12 +1265,6 @@
         <w:gridCol w:w="3312"/>
       </w:tblGrid>
       <w:tr>
-        <w:tblPrEx>
-          <w:tblCellMar>
-            <w:top w:w="0" w:type="dxa"/>
-            <w:bottom w:w="0" w:type="dxa"/>
-          </w:tblCellMar>
-        </w:tblPrEx>
         <w:trPr>
           <w:tblHeader/>
         </w:trPr>
@@ -1381,12 +1339,6 @@
         </w:tc>
       </w:tr>
       <w:tr>
-        <w:tblPrEx>
-          <w:tblCellMar>
-            <w:top w:w="0" w:type="dxa"/>
-            <w:bottom w:w="0" w:type="dxa"/>
-          </w:tblCellMar>
-        </w:tblPrEx>
         <w:tc>
           <w:tcPr>
             <w:tcW w:w="3312" w:type="dxa"/>
@@ -1457,12 +1409,6 @@
         </w:tc>
       </w:tr>
       <w:tr>
-        <w:tblPrEx>
-          <w:tblCellMar>
-            <w:top w:w="0" w:type="dxa"/>
-            <w:bottom w:w="0" w:type="dxa"/>
-          </w:tblCellMar>
-        </w:tblPrEx>
         <w:tc>
           <w:tcPr>
             <w:tcW w:w="3312" w:type="dxa"/>
@@ -1549,12 +1495,6 @@
         </w:tc>
       </w:tr>
       <w:tr>
-        <w:tblPrEx>
-          <w:tblCellMar>
-            <w:top w:w="0" w:type="dxa"/>
-            <w:bottom w:w="0" w:type="dxa"/>
-          </w:tblCellMar>
-        </w:tblPrEx>
         <w:tc>
           <w:tcPr>
             <w:tcW w:w="3312" w:type="dxa"/>
@@ -1888,12 +1828,6 @@
         <w:gridCol w:w="4422"/>
       </w:tblGrid>
       <w:tr>
-        <w:tblPrEx>
-          <w:tblCellMar>
-            <w:top w:w="0" w:type="dxa"/>
-            <w:bottom w:w="0" w:type="dxa"/>
-          </w:tblCellMar>
-        </w:tblPrEx>
         <w:trPr>
           <w:tblHeader/>
         </w:trPr>
@@ -1968,12 +1902,6 @@
         </w:tc>
       </w:tr>
       <w:tr>
-        <w:tblPrEx>
-          <w:tblCellMar>
-            <w:top w:w="0" w:type="dxa"/>
-            <w:bottom w:w="0" w:type="dxa"/>
-          </w:tblCellMar>
-        </w:tblPrEx>
         <w:tc>
           <w:tcPr>
             <w:tcW w:w="3312" w:type="dxa"/>
@@ -2096,12 +2024,6 @@
         </w:tc>
       </w:tr>
       <w:tr>
-        <w:tblPrEx>
-          <w:tblCellMar>
-            <w:top w:w="0" w:type="dxa"/>
-            <w:bottom w:w="0" w:type="dxa"/>
-          </w:tblCellMar>
-        </w:tblPrEx>
         <w:tc>
           <w:tcPr>
             <w:tcW w:w="3312" w:type="dxa"/>
@@ -2226,12 +2148,6 @@
         </w:tc>
       </w:tr>
       <w:tr>
-        <w:tblPrEx>
-          <w:tblCellMar>
-            <w:top w:w="0" w:type="dxa"/>
-            <w:bottom w:w="0" w:type="dxa"/>
-          </w:tblCellMar>
-        </w:tblPrEx>
         <w:tc>
           <w:tcPr>
             <w:tcW w:w="3312" w:type="dxa"/>
@@ -2313,12 +2229,6 @@
         </w:tc>
       </w:tr>
       <w:tr>
-        <w:tblPrEx>
-          <w:tblCellMar>
-            <w:top w:w="0" w:type="dxa"/>
-            <w:bottom w:w="0" w:type="dxa"/>
-          </w:tblCellMar>
-        </w:tblPrEx>
         <w:tc>
           <w:tcPr>
             <w:tcW w:w="3312" w:type="dxa"/>
@@ -2398,12 +2308,6 @@
         </w:tc>
       </w:tr>
       <w:tr>
-        <w:tblPrEx>
-          <w:tblCellMar>
-            <w:top w:w="0" w:type="dxa"/>
-            <w:bottom w:w="0" w:type="dxa"/>
-          </w:tblCellMar>
-        </w:tblPrEx>
         <w:tc>
           <w:tcPr>
             <w:tcW w:w="3312" w:type="dxa"/>
@@ -2472,12 +2376,6 @@
         </w:tc>
       </w:tr>
       <w:tr>
-        <w:tblPrEx>
-          <w:tblCellMar>
-            <w:top w:w="0" w:type="dxa"/>
-            <w:bottom w:w="0" w:type="dxa"/>
-          </w:tblCellMar>
-        </w:tblPrEx>
         <w:tc>
           <w:tcPr>
             <w:tcW w:w="3312" w:type="dxa"/>
@@ -2549,12 +2447,6 @@
         </w:tc>
       </w:tr>
       <w:tr>
-        <w:tblPrEx>
-          <w:tblCellMar>
-            <w:top w:w="0" w:type="dxa"/>
-            <w:bottom w:w="0" w:type="dxa"/>
-          </w:tblCellMar>
-        </w:tblPrEx>
         <w:tc>
           <w:tcPr>
             <w:tcW w:w="3312" w:type="dxa"/>
@@ -2625,12 +2517,6 @@
         </w:tc>
       </w:tr>
       <w:tr>
-        <w:tblPrEx>
-          <w:tblCellMar>
-            <w:top w:w="0" w:type="dxa"/>
-            <w:bottom w:w="0" w:type="dxa"/>
-          </w:tblCellMar>
-        </w:tblPrEx>
         <w:tc>
           <w:tcPr>
             <w:tcW w:w="3312" w:type="dxa"/>
@@ -2776,12 +2662,6 @@
         <w:gridCol w:w="4968"/>
       </w:tblGrid>
       <w:tr>
-        <w:tblPrEx>
-          <w:tblCellMar>
-            <w:top w:w="0" w:type="dxa"/>
-            <w:bottom w:w="0" w:type="dxa"/>
-          </w:tblCellMar>
-        </w:tblPrEx>
         <w:trPr>
           <w:tblHeader/>
         </w:trPr>
@@ -2833,12 +2713,6 @@
         </w:tc>
       </w:tr>
       <w:tr>
-        <w:tblPrEx>
-          <w:tblCellMar>
-            <w:top w:w="0" w:type="dxa"/>
-            <w:bottom w:w="0" w:type="dxa"/>
-          </w:tblCellMar>
-        </w:tblPrEx>
         <w:tc>
           <w:tcPr>
             <w:tcW w:w="4968" w:type="dxa"/>
@@ -2885,12 +2759,6 @@
         </w:tc>
       </w:tr>
       <w:tr>
-        <w:tblPrEx>
-          <w:tblCellMar>
-            <w:top w:w="0" w:type="dxa"/>
-            <w:bottom w:w="0" w:type="dxa"/>
-          </w:tblCellMar>
-        </w:tblPrEx>
         <w:tc>
           <w:tcPr>
             <w:tcW w:w="4968" w:type="dxa"/>
@@ -2937,12 +2805,6 @@
         </w:tc>
       </w:tr>
       <w:tr>
-        <w:tblPrEx>
-          <w:tblCellMar>
-            <w:top w:w="0" w:type="dxa"/>
-            <w:bottom w:w="0" w:type="dxa"/>
-          </w:tblCellMar>
-        </w:tblPrEx>
         <w:tc>
           <w:tcPr>
             <w:tcW w:w="4968" w:type="dxa"/>
@@ -2989,12 +2851,6 @@
         </w:tc>
       </w:tr>
       <w:tr>
-        <w:tblPrEx>
-          <w:tblCellMar>
-            <w:top w:w="0" w:type="dxa"/>
-            <w:bottom w:w="0" w:type="dxa"/>
-          </w:tblCellMar>
-        </w:tblPrEx>
         <w:tc>
           <w:tcPr>
             <w:tcW w:w="4968" w:type="dxa"/>
@@ -3041,12 +2897,6 @@
         </w:tc>
       </w:tr>
       <w:tr>
-        <w:tblPrEx>
-          <w:tblCellMar>
-            <w:top w:w="0" w:type="dxa"/>
-            <w:bottom w:w="0" w:type="dxa"/>
-          </w:tblCellMar>
-        </w:tblPrEx>
         <w:tc>
           <w:tcPr>
             <w:tcW w:w="4968" w:type="dxa"/>
@@ -3097,12 +2947,6 @@
         </w:tc>
       </w:tr>
       <w:tr>
-        <w:tblPrEx>
-          <w:tblCellMar>
-            <w:top w:w="0" w:type="dxa"/>
-            <w:bottom w:w="0" w:type="dxa"/>
-          </w:tblCellMar>
-        </w:tblPrEx>
         <w:tc>
           <w:tcPr>
             <w:tcW w:w="4968" w:type="dxa"/>
@@ -3535,12 +3379,6 @@
         <w:gridCol w:w="3312"/>
       </w:tblGrid>
       <w:tr>
-        <w:tblPrEx>
-          <w:tblCellMar>
-            <w:top w:w="0" w:type="dxa"/>
-            <w:bottom w:w="0" w:type="dxa"/>
-          </w:tblCellMar>
-        </w:tblPrEx>
         <w:trPr>
           <w:tblHeader/>
         </w:trPr>
@@ -3615,12 +3453,6 @@
         </w:tc>
       </w:tr>
       <w:tr>
-        <w:tblPrEx>
-          <w:tblCellMar>
-            <w:top w:w="0" w:type="dxa"/>
-            <w:bottom w:w="0" w:type="dxa"/>
-          </w:tblCellMar>
-        </w:tblPrEx>
         <w:tc>
           <w:tcPr>
             <w:tcW w:w="3312" w:type="dxa"/>
@@ -3691,12 +3523,6 @@
         </w:tc>
       </w:tr>
       <w:tr>
-        <w:tblPrEx>
-          <w:tblCellMar>
-            <w:top w:w="0" w:type="dxa"/>
-            <w:bottom w:w="0" w:type="dxa"/>
-          </w:tblCellMar>
-        </w:tblPrEx>
         <w:tc>
           <w:tcPr>
             <w:tcW w:w="3312" w:type="dxa"/>
@@ -3766,12 +3592,6 @@
         </w:tc>
       </w:tr>
       <w:tr>
-        <w:tblPrEx>
-          <w:tblCellMar>
-            <w:top w:w="0" w:type="dxa"/>
-            <w:bottom w:w="0" w:type="dxa"/>
-          </w:tblCellMar>
-        </w:tblPrEx>
         <w:tc>
           <w:tcPr>
             <w:tcW w:w="3312" w:type="dxa"/>
@@ -3872,12 +3692,6 @@
         </w:tc>
       </w:tr>
       <w:tr>
-        <w:tblPrEx>
-          <w:tblCellMar>
-            <w:top w:w="0" w:type="dxa"/>
-            <w:bottom w:w="0" w:type="dxa"/>
-          </w:tblCellMar>
-        </w:tblPrEx>
         <w:tc>
           <w:tcPr>
             <w:tcW w:w="3312" w:type="dxa"/>
@@ -3964,12 +3778,6 @@
         </w:tc>
       </w:tr>
       <w:tr>
-        <w:tblPrEx>
-          <w:tblCellMar>
-            <w:top w:w="0" w:type="dxa"/>
-            <w:bottom w:w="0" w:type="dxa"/>
-          </w:tblCellMar>
-        </w:tblPrEx>
         <w:tc>
           <w:tcPr>
             <w:tcW w:w="3312" w:type="dxa"/>
@@ -4040,12 +3848,6 @@
         </w:tc>
       </w:tr>
       <w:tr>
-        <w:tblPrEx>
-          <w:tblCellMar>
-            <w:top w:w="0" w:type="dxa"/>
-            <w:bottom w:w="0" w:type="dxa"/>
-          </w:tblCellMar>
-        </w:tblPrEx>
         <w:tc>
           <w:tcPr>
             <w:tcW w:w="3312" w:type="dxa"/>
@@ -4157,12 +3959,6 @@
         <w:gridCol w:w="3312"/>
       </w:tblGrid>
       <w:tr>
-        <w:tblPrEx>
-          <w:tblCellMar>
-            <w:top w:w="0" w:type="dxa"/>
-            <w:bottom w:w="0" w:type="dxa"/>
-          </w:tblCellMar>
-        </w:tblPrEx>
         <w:trPr>
           <w:tblHeader/>
         </w:trPr>
@@ -4237,12 +4033,6 @@
         </w:tc>
       </w:tr>
       <w:tr>
-        <w:tblPrEx>
-          <w:tblCellMar>
-            <w:top w:w="0" w:type="dxa"/>
-            <w:bottom w:w="0" w:type="dxa"/>
-          </w:tblCellMar>
-        </w:tblPrEx>
         <w:tc>
           <w:tcPr>
             <w:tcW w:w="3312" w:type="dxa"/>
@@ -4313,12 +4103,6 @@
         </w:tc>
       </w:tr>
       <w:tr>
-        <w:tblPrEx>
-          <w:tblCellMar>
-            <w:top w:w="0" w:type="dxa"/>
-            <w:bottom w:w="0" w:type="dxa"/>
-          </w:tblCellMar>
-        </w:tblPrEx>
         <w:tc>
           <w:tcPr>
             <w:tcW w:w="3312" w:type="dxa"/>
@@ -4389,12 +4173,6 @@
         </w:tc>
       </w:tr>
       <w:tr>
-        <w:tblPrEx>
-          <w:tblCellMar>
-            <w:top w:w="0" w:type="dxa"/>
-            <w:bottom w:w="0" w:type="dxa"/>
-          </w:tblCellMar>
-        </w:tblPrEx>
         <w:tc>
           <w:tcPr>
             <w:tcW w:w="3312" w:type="dxa"/>
@@ -4465,12 +4243,6 @@
         </w:tc>
       </w:tr>
       <w:tr>
-        <w:tblPrEx>
-          <w:tblCellMar>
-            <w:top w:w="0" w:type="dxa"/>
-            <w:bottom w:w="0" w:type="dxa"/>
-          </w:tblCellMar>
-        </w:tblPrEx>
         <w:tc>
           <w:tcPr>
             <w:tcW w:w="3312" w:type="dxa"/>
@@ -5422,6 +5194,11 @@
     </w:p>
     <w:p>
       <w:pPr>
+        <w:spacing w:after="100" w:line="276" w:lineRule="auto"/>
+      </w:pPr>
+    </w:p>
+    <w:p>
+      <w:pPr>
         <w:pStyle w:val="Heading2"/>
         <w:spacing w:before="260" w:after="120"/>
       </w:pPr>
@@ -5432,6 +5209,7 @@
           <w:sz w:val="24"/>
           <w:szCs w:val="24"/>
         </w:rPr>
+        <w:lastRenderedPageBreak/>
         <w:t>4.4 Module 4 — Discovery &amp; Hiring (Recurring Engagements)</w:t>
       </w:r>
     </w:p>
@@ -5450,7 +5228,6 @@
           <w:b/>
           <w:bCs/>
         </w:rPr>
-        <w:lastRenderedPageBreak/>
         <w:t>AI-assisted, explainable recommendation</w:t>
       </w:r>
       <w:r>
@@ -5868,6 +5645,7 @@
           <w:b/>
           <w:bCs/>
         </w:rPr>
+        <w:lastRenderedPageBreak/>
         <w:t>A tiered fallback</w:t>
       </w:r>
       <w:r>
@@ -5885,7 +5663,6 @@
         <w:ind w:left="403" w:hanging="259"/>
       </w:pPr>
       <w:r>
-        <w:lastRenderedPageBreak/>
         <w:t>A complete, append-only log of every entry, exit, method, and override.</w:t>
       </w:r>
     </w:p>
@@ -6310,6 +6087,7 @@
           <w:b/>
           <w:bCs/>
         </w:rPr>
+        <w:lastRenderedPageBreak/>
         <w:t>Complaints are never deleted, only closed</w:t>
       </w:r>
       <w:r>
@@ -6341,7 +6119,6 @@
         <w:ind w:left="403" w:hanging="259"/>
       </w:pPr>
       <w:r>
-        <w:lastRenderedPageBreak/>
         <w:t>An unmet-demand log records every lapsed hire request or unfilled booking/replacement, for the committee to act on.</w:t>
       </w:r>
     </w:p>
